--- a/projets/projet 13/Autre/etape1/cahier_charges.docx
+++ b/projets/projet 13/Autre/etape1/cahier_charges.docx
@@ -79,8 +79,21 @@
           <w:sz w:val="34"/>
           <w:szCs w:val="34"/>
         </w:rPr>
-        <w:t xml:space="preserve"> Candidature Data Analyst</w:t>
-      </w:r>
+        <w:t xml:space="preserve"> Candidature Data </w:t>
+      </w:r>
+      <w:proofErr w:type="spellStart"/>
+      <w:r>
+        <w:rPr>
+          <w:rFonts w:ascii="Arial" w:eastAsia="Arial" w:hAnsi="Arial" w:cs="Arial"/>
+          <w:b/>
+          <w:bCs/>
+          <w:color w:val="2E75B6"/>
+          <w:sz w:val="34"/>
+          <w:szCs w:val="34"/>
+        </w:rPr>
+        <w:t>Analyst</w:t>
+      </w:r>
+      <w:proofErr w:type="spellEnd"/>
     </w:p>
     <w:tbl>
       <w:tblPr>
@@ -104,12 +117,6 @@
         <w:gridCol w:w="6638"/>
       </w:tblGrid>
       <w:tr>
-        <w:tblPrEx>
-          <w:tblCellMar>
-            <w:top w:w="0" w:type="dxa"/>
-            <w:bottom w:w="0" w:type="dxa"/>
-          </w:tblCellMar>
-        </w:tblPrEx>
         <w:tc>
           <w:tcPr>
             <w:tcW w:w="3000" w:type="dxa"/>
@@ -168,12 +175,6 @@
         </w:tc>
       </w:tr>
       <w:tr>
-        <w:tblPrEx>
-          <w:tblCellMar>
-            <w:top w:w="0" w:type="dxa"/>
-            <w:bottom w:w="0" w:type="dxa"/>
-          </w:tblCellMar>
-        </w:tblPrEx>
         <w:tc>
           <w:tcPr>
             <w:tcW w:w="3000" w:type="dxa"/>
@@ -222,18 +223,20 @@
               <w:rPr>
                 <w:rFonts w:ascii="Arial" w:eastAsia="Arial" w:hAnsi="Arial" w:cs="Arial"/>
               </w:rPr>
-              <w:t>Création d'un portfolio réflexif et visuel pour la candidature au poste de Chef de Projet Data Analyst</w:t>
-            </w:r>
+              <w:t xml:space="preserve">Création d'un portfolio réflexif et visuel pour la candidature au poste de Chef de Projet Data </w:t>
+            </w:r>
+            <w:proofErr w:type="spellStart"/>
+            <w:r>
+              <w:rPr>
+                <w:rFonts w:ascii="Arial" w:eastAsia="Arial" w:hAnsi="Arial" w:cs="Arial"/>
+              </w:rPr>
+              <w:t>Analyst</w:t>
+            </w:r>
+            <w:proofErr w:type="spellEnd"/>
           </w:p>
         </w:tc>
       </w:tr>
       <w:tr>
-        <w:tblPrEx>
-          <w:tblCellMar>
-            <w:top w:w="0" w:type="dxa"/>
-            <w:bottom w:w="0" w:type="dxa"/>
-          </w:tblCellMar>
-        </w:tblPrEx>
         <w:tc>
           <w:tcPr>
             <w:tcW w:w="3000" w:type="dxa"/>
@@ -283,23 +286,26 @@
                 <w:lang w:val="en-US"/>
               </w:rPr>
             </w:pPr>
+            <w:proofErr w:type="spellStart"/>
             <w:r>
               <w:rPr>
                 <w:rFonts w:ascii="Arial" w:eastAsia="Arial" w:hAnsi="Arial" w:cs="Arial"/>
                 <w:lang w:val="en-US"/>
               </w:rPr>
-              <w:t>Aéroworld Corporation (via Data ESN)</w:t>
+              <w:t>Aéroworld</w:t>
+            </w:r>
+            <w:proofErr w:type="spellEnd"/>
+            <w:r>
+              <w:rPr>
+                <w:rFonts w:ascii="Arial" w:eastAsia="Arial" w:hAnsi="Arial" w:cs="Arial"/>
+                <w:lang w:val="en-US"/>
+              </w:rPr>
+              <w:t xml:space="preserve"> Corporation (via Data ESN)</w:t>
             </w:r>
           </w:p>
         </w:tc>
       </w:tr>
       <w:tr>
-        <w:tblPrEx>
-          <w:tblCellMar>
-            <w:top w:w="0" w:type="dxa"/>
-            <w:bottom w:w="0" w:type="dxa"/>
-          </w:tblCellMar>
-        </w:tblPrEx>
         <w:tc>
           <w:tcPr>
             <w:tcW w:w="3000" w:type="dxa"/>
@@ -344,22 +350,24 @@
             </w:tcMar>
           </w:tcPr>
           <w:p>
-            <w:r>
-              <w:rPr>
-                <w:rFonts w:ascii="Arial" w:eastAsia="Arial" w:hAnsi="Arial" w:cs="Arial"/>
-              </w:rPr>
-              <w:t>Nzeutom Lucien</w:t>
+            <w:proofErr w:type="spellStart"/>
+            <w:r>
+              <w:rPr>
+                <w:rFonts w:ascii="Arial" w:eastAsia="Arial" w:hAnsi="Arial" w:cs="Arial"/>
+              </w:rPr>
+              <w:t>Nzeutom</w:t>
+            </w:r>
+            <w:proofErr w:type="spellEnd"/>
+            <w:r>
+              <w:rPr>
+                <w:rFonts w:ascii="Arial" w:eastAsia="Arial" w:hAnsi="Arial" w:cs="Arial"/>
+              </w:rPr>
+              <w:t xml:space="preserve"> Lucien</w:t>
             </w:r>
           </w:p>
         </w:tc>
       </w:tr>
       <w:tr>
-        <w:tblPrEx>
-          <w:tblCellMar>
-            <w:top w:w="0" w:type="dxa"/>
-            <w:bottom w:w="0" w:type="dxa"/>
-          </w:tblCellMar>
-        </w:tblPrEx>
         <w:tc>
           <w:tcPr>
             <w:tcW w:w="3000" w:type="dxa"/>
@@ -409,17 +417,17 @@
                 <w:rFonts w:ascii="Arial" w:eastAsia="Arial" w:hAnsi="Arial" w:cs="Arial"/>
               </w:rPr>
               <w:t>V1.0 Document initial</w:t>
+            </w:r>
+            <w:r>
+              <w:rPr>
+                <w:rFonts w:ascii="Arial" w:eastAsia="Arial" w:hAnsi="Arial" w:cs="Arial"/>
+              </w:rPr>
+              <w:t xml:space="preserve"> et final</w:t>
             </w:r>
           </w:p>
         </w:tc>
       </w:tr>
       <w:tr>
-        <w:tblPrEx>
-          <w:tblCellMar>
-            <w:top w:w="0" w:type="dxa"/>
-            <w:bottom w:w="0" w:type="dxa"/>
-          </w:tblCellMar>
-        </w:tblPrEx>
         <w:tc>
           <w:tcPr>
             <w:tcW w:w="3000" w:type="dxa"/>
@@ -474,12 +482,6 @@
         </w:tc>
       </w:tr>
       <w:tr>
-        <w:tblPrEx>
-          <w:tblCellMar>
-            <w:top w:w="0" w:type="dxa"/>
-            <w:bottom w:w="0" w:type="dxa"/>
-          </w:tblCellMar>
-        </w:tblPrEx>
         <w:tc>
           <w:tcPr>
             <w:tcW w:w="3000" w:type="dxa"/>
@@ -528,18 +530,12 @@
               <w:rPr>
                 <w:rFonts w:ascii="Arial" w:eastAsia="Arial" w:hAnsi="Arial" w:cs="Arial"/>
               </w:rPr>
-              <w:t>En cours de validation</w:t>
+              <w:t>Validé</w:t>
             </w:r>
           </w:p>
         </w:tc>
       </w:tr>
       <w:tr>
-        <w:tblPrEx>
-          <w:tblCellMar>
-            <w:top w:w="0" w:type="dxa"/>
-            <w:bottom w:w="0" w:type="dxa"/>
-          </w:tblCellMar>
-        </w:tblPrEx>
         <w:tc>
           <w:tcPr>
             <w:tcW w:w="3000" w:type="dxa"/>
@@ -630,7 +626,43 @@
           <w:sz w:val="22"/>
           <w:szCs w:val="22"/>
         </w:rPr>
-        <w:t>Ce cahier des charges fonctionnel définit le cadre, les objectifs, les livrables et les contraintes du projet portfolio. Il constitue le document de référence pour la construction du portfolio réflexif et visuel destiné à démontrer les compétences de Data Analyst Chef de Projet, en réponse au cahier des charges de recrutement transmis par Aéroworld.</w:t>
+        <w:t xml:space="preserve">Ce cahier des charges fonctionnel définit le cadre, les objectifs, les livrables et les contraintes du projet portfolio. Il constitue le document de référence pour la construction du portfolio réflexif et visuel destiné à démontrer les compétences de Data </w:t>
+      </w:r>
+      <w:proofErr w:type="spellStart"/>
+      <w:r>
+        <w:rPr>
+          <w:rFonts w:ascii="Arial" w:eastAsia="Arial" w:hAnsi="Arial" w:cs="Arial"/>
+          <w:sz w:val="22"/>
+          <w:szCs w:val="22"/>
+        </w:rPr>
+        <w:t>Analyst</w:t>
+      </w:r>
+      <w:proofErr w:type="spellEnd"/>
+      <w:r>
+        <w:rPr>
+          <w:rFonts w:ascii="Arial" w:eastAsia="Arial" w:hAnsi="Arial" w:cs="Arial"/>
+          <w:sz w:val="22"/>
+          <w:szCs w:val="22"/>
+        </w:rPr>
+        <w:t xml:space="preserve"> Chef de Projet, en réponse au cahier des charges de recrutement transmis par </w:t>
+      </w:r>
+      <w:proofErr w:type="spellStart"/>
+      <w:r>
+        <w:rPr>
+          <w:rFonts w:ascii="Arial" w:eastAsia="Arial" w:hAnsi="Arial" w:cs="Arial"/>
+          <w:sz w:val="22"/>
+          <w:szCs w:val="22"/>
+        </w:rPr>
+        <w:t>Aéroworld</w:t>
+      </w:r>
+      <w:proofErr w:type="spellEnd"/>
+      <w:r>
+        <w:rPr>
+          <w:rFonts w:ascii="Arial" w:eastAsia="Arial" w:hAnsi="Arial" w:cs="Arial"/>
+          <w:sz w:val="22"/>
+          <w:szCs w:val="22"/>
+        </w:rPr>
+        <w:t>.</w:t>
       </w:r>
     </w:p>
     <w:p>
@@ -644,7 +676,25 @@
           <w:sz w:val="22"/>
           <w:szCs w:val="22"/>
         </w:rPr>
-        <w:t>Ce portfolio a pour vocation de démontrer la maîtrise des compétences techniques et des soft skills attendus, tout en incarnant une posture professionnelle de consultant data.</w:t>
+        <w:t xml:space="preserve">Ce portfolio a pour vocation de démontrer la maîtrise des compétences techniques et des soft </w:t>
+      </w:r>
+      <w:proofErr w:type="spellStart"/>
+      <w:r>
+        <w:rPr>
+          <w:rFonts w:ascii="Arial" w:eastAsia="Arial" w:hAnsi="Arial" w:cs="Arial"/>
+          <w:sz w:val="22"/>
+          <w:szCs w:val="22"/>
+        </w:rPr>
+        <w:t>skills</w:t>
+      </w:r>
+      <w:proofErr w:type="spellEnd"/>
+      <w:r>
+        <w:rPr>
+          <w:rFonts w:ascii="Arial" w:eastAsia="Arial" w:hAnsi="Arial" w:cs="Arial"/>
+          <w:sz w:val="22"/>
+          <w:szCs w:val="22"/>
+        </w:rPr>
+        <w:t xml:space="preserve"> attendus, tout en incarnant une posture professionnelle de consultant data.</w:t>
       </w:r>
     </w:p>
     <w:p>
@@ -696,8 +746,18 @@
           <w:sz w:val="22"/>
           <w:szCs w:val="22"/>
         </w:rPr>
-        <w:t>Présenter un profil professionnel structuré et valorisant pour le poste de Chef de Projet Data Analyst</w:t>
-      </w:r>
+        <w:t xml:space="preserve">Présenter un profil professionnel structuré et valorisant pour le poste de Chef de Projet Data </w:t>
+      </w:r>
+      <w:proofErr w:type="spellStart"/>
+      <w:r>
+        <w:rPr>
+          <w:rFonts w:ascii="Arial" w:eastAsia="Arial" w:hAnsi="Arial" w:cs="Arial"/>
+          <w:sz w:val="22"/>
+          <w:szCs w:val="22"/>
+        </w:rPr>
+        <w:t>Analyst</w:t>
+      </w:r>
+      <w:proofErr w:type="spellEnd"/>
     </w:p>
     <w:p>
       <w:pPr>
@@ -803,7 +863,43 @@
           <w:sz w:val="22"/>
           <w:szCs w:val="22"/>
         </w:rPr>
-        <w:t>Carte mentale du profil professionnel (mind map portfolio)</w:t>
+        <w:t>Carte mentale du profil professionnel (</w:t>
+      </w:r>
+      <w:proofErr w:type="spellStart"/>
+      <w:r>
+        <w:rPr>
+          <w:rFonts w:ascii="Arial" w:eastAsia="Arial" w:hAnsi="Arial" w:cs="Arial"/>
+          <w:sz w:val="22"/>
+          <w:szCs w:val="22"/>
+        </w:rPr>
+        <w:t>mind</w:t>
+      </w:r>
+      <w:proofErr w:type="spellEnd"/>
+      <w:r>
+        <w:rPr>
+          <w:rFonts w:ascii="Arial" w:eastAsia="Arial" w:hAnsi="Arial" w:cs="Arial"/>
+          <w:sz w:val="22"/>
+          <w:szCs w:val="22"/>
+        </w:rPr>
+        <w:t xml:space="preserve"> </w:t>
+      </w:r>
+      <w:proofErr w:type="spellStart"/>
+      <w:r>
+        <w:rPr>
+          <w:rFonts w:ascii="Arial" w:eastAsia="Arial" w:hAnsi="Arial" w:cs="Arial"/>
+          <w:sz w:val="22"/>
+          <w:szCs w:val="22"/>
+        </w:rPr>
+        <w:t>map</w:t>
+      </w:r>
+      <w:proofErr w:type="spellEnd"/>
+      <w:r>
+        <w:rPr>
+          <w:rFonts w:ascii="Arial" w:eastAsia="Arial" w:hAnsi="Arial" w:cs="Arial"/>
+          <w:sz w:val="22"/>
+          <w:szCs w:val="22"/>
+        </w:rPr>
+        <w:t xml:space="preserve"> portfolio)</w:t>
       </w:r>
     </w:p>
     <w:p>
@@ -821,8 +917,18 @@
           <w:sz w:val="22"/>
           <w:szCs w:val="22"/>
         </w:rPr>
-        <w:t>Rapport d'analyse des besoins métiers du client Aéroworld</w:t>
-      </w:r>
+        <w:t xml:space="preserve">Rapport d'analyse des besoins métiers du client </w:t>
+      </w:r>
+      <w:proofErr w:type="spellStart"/>
+      <w:r>
+        <w:rPr>
+          <w:rFonts w:ascii="Arial" w:eastAsia="Arial" w:hAnsi="Arial" w:cs="Arial"/>
+          <w:sz w:val="22"/>
+          <w:szCs w:val="22"/>
+        </w:rPr>
+        <w:t>Aéroworld</w:t>
+      </w:r>
+      <w:proofErr w:type="spellEnd"/>
     </w:p>
     <w:p>
       <w:pPr>
@@ -911,7 +1017,25 @@
           <w:sz w:val="22"/>
           <w:szCs w:val="22"/>
         </w:rPr>
-        <w:t>Tableaux de bord / dashboard illustrant les compétences en data visualisation</w:t>
+        <w:t xml:space="preserve">Tableaux de bord / </w:t>
+      </w:r>
+      <w:proofErr w:type="spellStart"/>
+      <w:r>
+        <w:rPr>
+          <w:rFonts w:ascii="Arial" w:eastAsia="Arial" w:hAnsi="Arial" w:cs="Arial"/>
+          <w:sz w:val="22"/>
+          <w:szCs w:val="22"/>
+        </w:rPr>
+        <w:t>dashboard</w:t>
+      </w:r>
+      <w:proofErr w:type="spellEnd"/>
+      <w:r>
+        <w:rPr>
+          <w:rFonts w:ascii="Arial" w:eastAsia="Arial" w:hAnsi="Arial" w:cs="Arial"/>
+          <w:sz w:val="22"/>
+          <w:szCs w:val="22"/>
+        </w:rPr>
+        <w:t xml:space="preserve"> illustrant les compétences en data visualisation</w:t>
       </w:r>
     </w:p>
     <w:p>
@@ -981,7 +1105,25 @@
           <w:sz w:val="22"/>
           <w:szCs w:val="22"/>
         </w:rPr>
-        <w:t>Accès aux données réelles d'Aéroworld (données fictives ou anonymisées utilisées)</w:t>
+        <w:t>Accès aux données réelles d'</w:t>
+      </w:r>
+      <w:proofErr w:type="spellStart"/>
+      <w:r>
+        <w:rPr>
+          <w:rFonts w:ascii="Arial" w:eastAsia="Arial" w:hAnsi="Arial" w:cs="Arial"/>
+          <w:sz w:val="22"/>
+          <w:szCs w:val="22"/>
+        </w:rPr>
+        <w:t>Aéroworld</w:t>
+      </w:r>
+      <w:proofErr w:type="spellEnd"/>
+      <w:r>
+        <w:rPr>
+          <w:rFonts w:ascii="Arial" w:eastAsia="Arial" w:hAnsi="Arial" w:cs="Arial"/>
+          <w:sz w:val="22"/>
+          <w:szCs w:val="22"/>
+        </w:rPr>
+        <w:t xml:space="preserve"> (données fictives ou anonymisées utilisées)</w:t>
       </w:r>
     </w:p>
     <w:p>
@@ -1068,12 +1210,6 @@
         <w:gridCol w:w="1638"/>
       </w:tblGrid>
       <w:tr>
-        <w:tblPrEx>
-          <w:tblCellMar>
-            <w:top w:w="0" w:type="dxa"/>
-            <w:bottom w:w="0" w:type="dxa"/>
-          </w:tblCellMar>
-        </w:tblPrEx>
         <w:tc>
           <w:tcPr>
             <w:tcW w:w="2500" w:type="dxa"/>
@@ -1188,12 +1324,6 @@
         </w:tc>
       </w:tr>
       <w:tr>
-        <w:tblPrEx>
-          <w:tblCellMar>
-            <w:top w:w="0" w:type="dxa"/>
-            <w:bottom w:w="0" w:type="dxa"/>
-          </w:tblCellMar>
-        </w:tblPrEx>
         <w:tc>
           <w:tcPr>
             <w:tcW w:w="2500" w:type="dxa"/>
@@ -1264,12 +1394,42 @@
             </w:tcMar>
           </w:tcPr>
           <w:p>
-            <w:r>
-              <w:rPr>
-                <w:rFonts w:ascii="Arial" w:eastAsia="Arial" w:hAnsi="Arial" w:cs="Arial"/>
-              </w:rPr>
-              <w:t>Mind map structurant le profil, les projets, les compétences et les soft skills</w:t>
-            </w:r>
+            <w:proofErr w:type="spellStart"/>
+            <w:r>
+              <w:rPr>
+                <w:rFonts w:ascii="Arial" w:eastAsia="Arial" w:hAnsi="Arial" w:cs="Arial"/>
+              </w:rPr>
+              <w:t>Mind</w:t>
+            </w:r>
+            <w:proofErr w:type="spellEnd"/>
+            <w:r>
+              <w:rPr>
+                <w:rFonts w:ascii="Arial" w:eastAsia="Arial" w:hAnsi="Arial" w:cs="Arial"/>
+              </w:rPr>
+              <w:t xml:space="preserve"> </w:t>
+            </w:r>
+            <w:proofErr w:type="spellStart"/>
+            <w:r>
+              <w:rPr>
+                <w:rFonts w:ascii="Arial" w:eastAsia="Arial" w:hAnsi="Arial" w:cs="Arial"/>
+              </w:rPr>
+              <w:t>map</w:t>
+            </w:r>
+            <w:proofErr w:type="spellEnd"/>
+            <w:r>
+              <w:rPr>
+                <w:rFonts w:ascii="Arial" w:eastAsia="Arial" w:hAnsi="Arial" w:cs="Arial"/>
+              </w:rPr>
+              <w:t xml:space="preserve"> structurant le profil, les projets, les compétences et les soft </w:t>
+            </w:r>
+            <w:proofErr w:type="spellStart"/>
+            <w:r>
+              <w:rPr>
+                <w:rFonts w:ascii="Arial" w:eastAsia="Arial" w:hAnsi="Arial" w:cs="Arial"/>
+              </w:rPr>
+              <w:t>skills</w:t>
+            </w:r>
+            <w:proofErr w:type="spellEnd"/>
           </w:p>
         </w:tc>
         <w:tc>
@@ -1300,12 +1460,6 @@
         </w:tc>
       </w:tr>
       <w:tr>
-        <w:tblPrEx>
-          <w:tblCellMar>
-            <w:top w:w="0" w:type="dxa"/>
-            <w:bottom w:w="0" w:type="dxa"/>
-          </w:tblCellMar>
-        </w:tblPrEx>
         <w:tc>
           <w:tcPr>
             <w:tcW w:w="2500" w:type="dxa"/>
@@ -1381,7 +1535,21 @@
               <w:rPr>
                 <w:rFonts w:ascii="Arial" w:eastAsia="Arial" w:hAnsi="Arial" w:cs="Arial"/>
               </w:rPr>
-              <w:t>Analyse des besoins métiers d'Aéroworld avec recommandations stratégiques</w:t>
+              <w:t>Analyse des besoins métiers d'</w:t>
+            </w:r>
+            <w:proofErr w:type="spellStart"/>
+            <w:r>
+              <w:rPr>
+                <w:rFonts w:ascii="Arial" w:eastAsia="Arial" w:hAnsi="Arial" w:cs="Arial"/>
+              </w:rPr>
+              <w:t>Aéroworld</w:t>
+            </w:r>
+            <w:proofErr w:type="spellEnd"/>
+            <w:r>
+              <w:rPr>
+                <w:rFonts w:ascii="Arial" w:eastAsia="Arial" w:hAnsi="Arial" w:cs="Arial"/>
+              </w:rPr>
+              <w:t xml:space="preserve"> avec recommandations stratégiques</w:t>
             </w:r>
           </w:p>
         </w:tc>
@@ -1413,12 +1581,6 @@
         </w:tc>
       </w:tr>
       <w:tr>
-        <w:tblPrEx>
-          <w:tblCellMar>
-            <w:top w:w="0" w:type="dxa"/>
-            <w:bottom w:w="0" w:type="dxa"/>
-          </w:tblCellMar>
-        </w:tblPrEx>
         <w:tc>
           <w:tcPr>
             <w:tcW w:w="2500" w:type="dxa"/>
@@ -1525,12 +1687,6 @@
         </w:tc>
       </w:tr>
       <w:tr>
-        <w:tblPrEx>
-          <w:tblCellMar>
-            <w:top w:w="0" w:type="dxa"/>
-            <w:bottom w:w="0" w:type="dxa"/>
-          </w:tblCellMar>
-        </w:tblPrEx>
         <w:tc>
           <w:tcPr>
             <w:tcW w:w="2500" w:type="dxa"/>
@@ -1637,12 +1793,6 @@
         </w:tc>
       </w:tr>
       <w:tr>
-        <w:tblPrEx>
-          <w:tblCellMar>
-            <w:top w:w="0" w:type="dxa"/>
-            <w:bottom w:w="0" w:type="dxa"/>
-          </w:tblCellMar>
-        </w:tblPrEx>
         <w:tc>
           <w:tcPr>
             <w:tcW w:w="2500" w:type="dxa"/>
@@ -1749,12 +1899,6 @@
         </w:tc>
       </w:tr>
       <w:tr>
-        <w:tblPrEx>
-          <w:tblCellMar>
-            <w:top w:w="0" w:type="dxa"/>
-            <w:bottom w:w="0" w:type="dxa"/>
-          </w:tblCellMar>
-        </w:tblPrEx>
         <w:tc>
           <w:tcPr>
             <w:tcW w:w="2500" w:type="dxa"/>
@@ -1799,11 +1943,19 @@
             </w:tcMar>
           </w:tcPr>
           <w:p>
-            <w:r>
-              <w:rPr>
-                <w:rFonts w:ascii="Arial" w:eastAsia="Arial" w:hAnsi="Arial" w:cs="Arial"/>
-              </w:rPr>
-              <w:t>Loom / MP4</w:t>
+            <w:proofErr w:type="spellStart"/>
+            <w:r>
+              <w:rPr>
+                <w:rFonts w:ascii="Arial" w:eastAsia="Arial" w:hAnsi="Arial" w:cs="Arial"/>
+              </w:rPr>
+              <w:t>Loom</w:t>
+            </w:r>
+            <w:proofErr w:type="spellEnd"/>
+            <w:r>
+              <w:rPr>
+                <w:rFonts w:ascii="Arial" w:eastAsia="Arial" w:hAnsi="Arial" w:cs="Arial"/>
+              </w:rPr>
+              <w:t xml:space="preserve"> / MP4</w:t>
             </w:r>
           </w:p>
         </w:tc>
@@ -1861,12 +2013,6 @@
         </w:tc>
       </w:tr>
       <w:tr>
-        <w:tblPrEx>
-          <w:tblCellMar>
-            <w:top w:w="0" w:type="dxa"/>
-            <w:bottom w:w="0" w:type="dxa"/>
-          </w:tblCellMar>
-        </w:tblPrEx>
         <w:tc>
           <w:tcPr>
             <w:tcW w:w="2500" w:type="dxa"/>
@@ -1973,12 +2119,6 @@
         </w:tc>
       </w:tr>
       <w:tr>
-        <w:tblPrEx>
-          <w:tblCellMar>
-            <w:top w:w="0" w:type="dxa"/>
-            <w:bottom w:w="0" w:type="dxa"/>
-          </w:tblCellMar>
-        </w:tblPrEx>
         <w:tc>
           <w:tcPr>
             <w:tcW w:w="2500" w:type="dxa"/>
@@ -2152,12 +2292,6 @@
         <w:gridCol w:w="2638"/>
       </w:tblGrid>
       <w:tr>
-        <w:tblPrEx>
-          <w:tblCellMar>
-            <w:top w:w="0" w:type="dxa"/>
-            <w:bottom w:w="0" w:type="dxa"/>
-          </w:tblCellMar>
-        </w:tblPrEx>
         <w:tc>
           <w:tcPr>
             <w:tcW w:w="2000" w:type="dxa"/>
@@ -2272,12 +2406,6 @@
         </w:tc>
       </w:tr>
       <w:tr>
-        <w:tblPrEx>
-          <w:tblCellMar>
-            <w:top w:w="0" w:type="dxa"/>
-            <w:bottom w:w="0" w:type="dxa"/>
-          </w:tblCellMar>
-        </w:tblPrEx>
         <w:tc>
           <w:tcPr>
             <w:tcW w:w="2000" w:type="dxa"/>
@@ -2352,7 +2480,21 @@
               <w:rPr>
                 <w:rFonts w:ascii="Arial" w:eastAsia="Arial" w:hAnsi="Arial" w:cs="Arial"/>
               </w:rPr>
-              <w:t>Lecture du cahier des charges Aéroworld, création du Gantt, structuration du plan</w:t>
+              <w:t xml:space="preserve">Lecture du cahier des charges </w:t>
+            </w:r>
+            <w:proofErr w:type="spellStart"/>
+            <w:r>
+              <w:rPr>
+                <w:rFonts w:ascii="Arial" w:eastAsia="Arial" w:hAnsi="Arial" w:cs="Arial"/>
+              </w:rPr>
+              <w:t>Aéroworld</w:t>
+            </w:r>
+            <w:proofErr w:type="spellEnd"/>
+            <w:r>
+              <w:rPr>
+                <w:rFonts w:ascii="Arial" w:eastAsia="Arial" w:hAnsi="Arial" w:cs="Arial"/>
+              </w:rPr>
+              <w:t>, création du Gantt, structuration du plan</w:t>
             </w:r>
           </w:p>
         </w:tc>
@@ -2384,12 +2526,6 @@
         </w:tc>
       </w:tr>
       <w:tr>
-        <w:tblPrEx>
-          <w:tblCellMar>
-            <w:top w:w="0" w:type="dxa"/>
-            <w:bottom w:w="0" w:type="dxa"/>
-          </w:tblCellMar>
-        </w:tblPrEx>
         <w:tc>
           <w:tcPr>
             <w:tcW w:w="2000" w:type="dxa"/>
@@ -2464,7 +2600,21 @@
               <w:rPr>
                 <w:rFonts w:ascii="Arial" w:eastAsia="Arial" w:hAnsi="Arial" w:cs="Arial"/>
               </w:rPr>
-              <w:t>Analyse approfondie des besoins d'Aéroworld, rédaction du rapport</w:t>
+              <w:t>Analyse approfondie des besoins d'</w:t>
+            </w:r>
+            <w:proofErr w:type="spellStart"/>
+            <w:r>
+              <w:rPr>
+                <w:rFonts w:ascii="Arial" w:eastAsia="Arial" w:hAnsi="Arial" w:cs="Arial"/>
+              </w:rPr>
+              <w:t>Aéroworld</w:t>
+            </w:r>
+            <w:proofErr w:type="spellEnd"/>
+            <w:r>
+              <w:rPr>
+                <w:rFonts w:ascii="Arial" w:eastAsia="Arial" w:hAnsi="Arial" w:cs="Arial"/>
+              </w:rPr>
+              <w:t>, rédaction du rapport</w:t>
             </w:r>
           </w:p>
         </w:tc>
@@ -2496,12 +2646,6 @@
         </w:tc>
       </w:tr>
       <w:tr>
-        <w:tblPrEx>
-          <w:tblCellMar>
-            <w:top w:w="0" w:type="dxa"/>
-            <w:bottom w:w="0" w:type="dxa"/>
-          </w:tblCellMar>
-        </w:tblPrEx>
         <w:tc>
           <w:tcPr>
             <w:tcW w:w="2000" w:type="dxa"/>
@@ -2576,7 +2720,35 @@
               <w:rPr>
                 <w:rFonts w:ascii="Arial" w:eastAsia="Arial" w:hAnsi="Arial" w:cs="Arial"/>
               </w:rPr>
-              <w:t>Structuration du profil et création de la mind map dans Miro</w:t>
+              <w:t xml:space="preserve">Structuration du profil et création de la </w:t>
+            </w:r>
+            <w:proofErr w:type="spellStart"/>
+            <w:r>
+              <w:rPr>
+                <w:rFonts w:ascii="Arial" w:eastAsia="Arial" w:hAnsi="Arial" w:cs="Arial"/>
+              </w:rPr>
+              <w:t>mind</w:t>
+            </w:r>
+            <w:proofErr w:type="spellEnd"/>
+            <w:r>
+              <w:rPr>
+                <w:rFonts w:ascii="Arial" w:eastAsia="Arial" w:hAnsi="Arial" w:cs="Arial"/>
+              </w:rPr>
+              <w:t xml:space="preserve"> </w:t>
+            </w:r>
+            <w:proofErr w:type="spellStart"/>
+            <w:r>
+              <w:rPr>
+                <w:rFonts w:ascii="Arial" w:eastAsia="Arial" w:hAnsi="Arial" w:cs="Arial"/>
+              </w:rPr>
+              <w:t>map</w:t>
+            </w:r>
+            <w:proofErr w:type="spellEnd"/>
+            <w:r>
+              <w:rPr>
+                <w:rFonts w:ascii="Arial" w:eastAsia="Arial" w:hAnsi="Arial" w:cs="Arial"/>
+              </w:rPr>
+              <w:t xml:space="preserve"> dans Miro</w:t>
             </w:r>
           </w:p>
         </w:tc>
@@ -2608,12 +2780,6 @@
         </w:tc>
       </w:tr>
       <w:tr>
-        <w:tblPrEx>
-          <w:tblCellMar>
-            <w:top w:w="0" w:type="dxa"/>
-            <w:bottom w:w="0" w:type="dxa"/>
-          </w:tblCellMar>
-        </w:tblPrEx>
         <w:tc>
           <w:tcPr>
             <w:tcW w:w="2000" w:type="dxa"/>
@@ -2720,12 +2886,6 @@
         </w:tc>
       </w:tr>
       <w:tr>
-        <w:tblPrEx>
-          <w:tblCellMar>
-            <w:top w:w="0" w:type="dxa"/>
-            <w:bottom w:w="0" w:type="dxa"/>
-          </w:tblCellMar>
-        </w:tblPrEx>
         <w:tc>
           <w:tcPr>
             <w:tcW w:w="2000" w:type="dxa"/>
@@ -2748,8 +2908,16 @@
               <w:rPr>
                 <w:rFonts w:ascii="Arial" w:eastAsia="Arial" w:hAnsi="Arial" w:cs="Arial"/>
               </w:rPr>
-              <w:t>Formation outil data viz</w:t>
-            </w:r>
+              <w:t xml:space="preserve">Formation outil data </w:t>
+            </w:r>
+            <w:proofErr w:type="spellStart"/>
+            <w:r>
+              <w:rPr>
+                <w:rFonts w:ascii="Arial" w:eastAsia="Arial" w:hAnsi="Arial" w:cs="Arial"/>
+              </w:rPr>
+              <w:t>viz</w:t>
+            </w:r>
+            <w:proofErr w:type="spellEnd"/>
           </w:p>
         </w:tc>
         <w:tc>
@@ -2800,7 +2968,21 @@
               <w:rPr>
                 <w:rFonts w:ascii="Arial" w:eastAsia="Arial" w:hAnsi="Arial" w:cs="Arial"/>
               </w:rPr>
-              <w:t>Prise en main Power BI/Tableau, création du dashboard, enregistrement vidéo</w:t>
+              <w:t xml:space="preserve">Prise en main Power BI/Tableau, création du </w:t>
+            </w:r>
+            <w:proofErr w:type="spellStart"/>
+            <w:r>
+              <w:rPr>
+                <w:rFonts w:ascii="Arial" w:eastAsia="Arial" w:hAnsi="Arial" w:cs="Arial"/>
+              </w:rPr>
+              <w:t>dashboard</w:t>
+            </w:r>
+            <w:proofErr w:type="spellEnd"/>
+            <w:r>
+              <w:rPr>
+                <w:rFonts w:ascii="Arial" w:eastAsia="Arial" w:hAnsi="Arial" w:cs="Arial"/>
+              </w:rPr>
+              <w:t>, enregistrement vidéo</w:t>
             </w:r>
           </w:p>
         </w:tc>
@@ -2832,12 +3014,6 @@
         </w:tc>
       </w:tr>
       <w:tr>
-        <w:tblPrEx>
-          <w:tblCellMar>
-            <w:top w:w="0" w:type="dxa"/>
-            <w:bottom w:w="0" w:type="dxa"/>
-          </w:tblCellMar>
-        </w:tblPrEx>
         <w:tc>
           <w:tcPr>
             <w:tcW w:w="2000" w:type="dxa"/>
@@ -2944,12 +3120,6 @@
         </w:tc>
       </w:tr>
       <w:tr>
-        <w:tblPrEx>
-          <w:tblCellMar>
-            <w:top w:w="0" w:type="dxa"/>
-            <w:bottom w:w="0" w:type="dxa"/>
-          </w:tblCellMar>
-        </w:tblPrEx>
         <w:tc>
           <w:tcPr>
             <w:tcW w:w="2000" w:type="dxa"/>
@@ -3056,12 +3226,6 @@
         </w:tc>
       </w:tr>
       <w:tr>
-        <w:tblPrEx>
-          <w:tblCellMar>
-            <w:top w:w="0" w:type="dxa"/>
-            <w:bottom w:w="0" w:type="dxa"/>
-          </w:tblCellMar>
-        </w:tblPrEx>
         <w:tc>
           <w:tcPr>
             <w:tcW w:w="2000" w:type="dxa"/>
@@ -3260,7 +3424,25 @@
           <w:sz w:val="22"/>
           <w:szCs w:val="22"/>
         </w:rPr>
-        <w:t>Les contenus sont adaptés au public cible : équipe de recrutement d'Aéroworld, profil RH et technique</w:t>
+        <w:t>Les contenus sont adaptés au public cible : équipe de recrutement d'</w:t>
+      </w:r>
+      <w:proofErr w:type="spellStart"/>
+      <w:r>
+        <w:rPr>
+          <w:rFonts w:ascii="Arial" w:eastAsia="Arial" w:hAnsi="Arial" w:cs="Arial"/>
+          <w:sz w:val="22"/>
+          <w:szCs w:val="22"/>
+        </w:rPr>
+        <w:t>Aéroworld</w:t>
+      </w:r>
+      <w:proofErr w:type="spellEnd"/>
+      <w:r>
+        <w:rPr>
+          <w:rFonts w:ascii="Arial" w:eastAsia="Arial" w:hAnsi="Arial" w:cs="Arial"/>
+          <w:sz w:val="22"/>
+          <w:szCs w:val="22"/>
+        </w:rPr>
+        <w:t>, profil RH et technique</w:t>
       </w:r>
     </w:p>
     <w:p>
@@ -3337,12 +3519,6 @@
         <w:gridCol w:w="6638"/>
       </w:tblGrid>
       <w:tr>
-        <w:tblPrEx>
-          <w:tblCellMar>
-            <w:top w:w="0" w:type="dxa"/>
-            <w:bottom w:w="0" w:type="dxa"/>
-          </w:tblCellMar>
-        </w:tblPrEx>
         <w:tc>
           <w:tcPr>
             <w:tcW w:w="3000" w:type="dxa"/>
@@ -3401,12 +3577,6 @@
         </w:tc>
       </w:tr>
       <w:tr>
-        <w:tblPrEx>
-          <w:tblCellMar>
-            <w:top w:w="0" w:type="dxa"/>
-            <w:bottom w:w="0" w:type="dxa"/>
-          </w:tblCellMar>
-        </w:tblPrEx>
         <w:tc>
           <w:tcPr>
             <w:tcW w:w="3000" w:type="dxa"/>
@@ -3461,12 +3631,6 @@
         </w:tc>
       </w:tr>
       <w:tr>
-        <w:tblPrEx>
-          <w:tblCellMar>
-            <w:top w:w="0" w:type="dxa"/>
-            <w:bottom w:w="0" w:type="dxa"/>
-          </w:tblCellMar>
-        </w:tblPrEx>
         <w:tc>
           <w:tcPr>
             <w:tcW w:w="3000" w:type="dxa"/>
@@ -3521,12 +3685,6 @@
         </w:tc>
       </w:tr>
       <w:tr>
-        <w:tblPrEx>
-          <w:tblCellMar>
-            <w:top w:w="0" w:type="dxa"/>
-            <w:bottom w:w="0" w:type="dxa"/>
-          </w:tblCellMar>
-        </w:tblPrEx>
         <w:tc>
           <w:tcPr>
             <w:tcW w:w="3000" w:type="dxa"/>
@@ -3581,12 +3739,6 @@
         </w:tc>
       </w:tr>
       <w:tr>
-        <w:tblPrEx>
-          <w:tblCellMar>
-            <w:top w:w="0" w:type="dxa"/>
-            <w:bottom w:w="0" w:type="dxa"/>
-          </w:tblCellMar>
-        </w:tblPrEx>
         <w:tc>
           <w:tcPr>
             <w:tcW w:w="3000" w:type="dxa"/>
@@ -3641,12 +3793,6 @@
         </w:tc>
       </w:tr>
       <w:tr>
-        <w:tblPrEx>
-          <w:tblCellMar>
-            <w:top w:w="0" w:type="dxa"/>
-            <w:bottom w:w="0" w:type="dxa"/>
-          </w:tblCellMar>
-        </w:tblPrEx>
         <w:tc>
           <w:tcPr>
             <w:tcW w:w="3000" w:type="dxa"/>
@@ -3701,12 +3847,6 @@
         </w:tc>
       </w:tr>
       <w:tr>
-        <w:tblPrEx>
-          <w:tblCellMar>
-            <w:top w:w="0" w:type="dxa"/>
-            <w:bottom w:w="0" w:type="dxa"/>
-          </w:tblCellMar>
-        </w:tblPrEx>
         <w:tc>
           <w:tcPr>
             <w:tcW w:w="3000" w:type="dxa"/>
@@ -3824,12 +3964,6 @@
         <w:gridCol w:w="3138"/>
       </w:tblGrid>
       <w:tr>
-        <w:tblPrEx>
-          <w:tblCellMar>
-            <w:top w:w="0" w:type="dxa"/>
-            <w:bottom w:w="0" w:type="dxa"/>
-          </w:tblCellMar>
-        </w:tblPrEx>
         <w:tc>
           <w:tcPr>
             <w:tcW w:w="2500" w:type="dxa"/>
@@ -3916,12 +4050,6 @@
         </w:tc>
       </w:tr>
       <w:tr>
-        <w:tblPrEx>
-          <w:tblCellMar>
-            <w:top w:w="0" w:type="dxa"/>
-            <w:bottom w:w="0" w:type="dxa"/>
-          </w:tblCellMar>
-        </w:tblPrEx>
         <w:tc>
           <w:tcPr>
             <w:tcW w:w="2500" w:type="dxa"/>
@@ -4002,12 +4130,6 @@
         </w:tc>
       </w:tr>
       <w:tr>
-        <w:tblPrEx>
-          <w:tblCellMar>
-            <w:top w:w="0" w:type="dxa"/>
-            <w:bottom w:w="0" w:type="dxa"/>
-          </w:tblCellMar>
-        </w:tblPrEx>
         <w:tc>
           <w:tcPr>
             <w:tcW w:w="2500" w:type="dxa"/>
@@ -4088,12 +4210,6 @@
         </w:tc>
       </w:tr>
       <w:tr>
-        <w:tblPrEx>
-          <w:tblCellMar>
-            <w:top w:w="0" w:type="dxa"/>
-            <w:bottom w:w="0" w:type="dxa"/>
-          </w:tblCellMar>
-        </w:tblPrEx>
         <w:tc>
           <w:tcPr>
             <w:tcW w:w="2500" w:type="dxa"/>
@@ -4174,12 +4290,6 @@
         </w:tc>
       </w:tr>
       <w:tr>
-        <w:tblPrEx>
-          <w:tblCellMar>
-            <w:top w:w="0" w:type="dxa"/>
-            <w:bottom w:w="0" w:type="dxa"/>
-          </w:tblCellMar>
-        </w:tblPrEx>
         <w:tc>
           <w:tcPr>
             <w:tcW w:w="2500" w:type="dxa"/>
@@ -4228,7 +4338,21 @@
               <w:rPr>
                 <w:rFonts w:ascii="Arial" w:eastAsia="Arial" w:hAnsi="Arial" w:cs="Arial"/>
               </w:rPr>
-              <w:t>Création du dashboard et enregistrement de la vidéo de formation</w:t>
+              <w:t xml:space="preserve">Création du </w:t>
+            </w:r>
+            <w:proofErr w:type="spellStart"/>
+            <w:r>
+              <w:rPr>
+                <w:rFonts w:ascii="Arial" w:eastAsia="Arial" w:hAnsi="Arial" w:cs="Arial"/>
+              </w:rPr>
+              <w:t>dashboard</w:t>
+            </w:r>
+            <w:proofErr w:type="spellEnd"/>
+            <w:r>
+              <w:rPr>
+                <w:rFonts w:ascii="Arial" w:eastAsia="Arial" w:hAnsi="Arial" w:cs="Arial"/>
+              </w:rPr>
+              <w:t xml:space="preserve"> et enregistrement de la vidéo de formation</w:t>
             </w:r>
           </w:p>
         </w:tc>
@@ -4254,18 +4378,12 @@
               <w:rPr>
                 <w:rFonts w:ascii="Arial" w:eastAsia="Arial" w:hAnsi="Arial" w:cs="Arial"/>
               </w:rPr>
-              <w:t>À installer</w:t>
+              <w:t>Disponible</w:t>
             </w:r>
           </w:p>
         </w:tc>
       </w:tr>
       <w:tr>
-        <w:tblPrEx>
-          <w:tblCellMar>
-            <w:top w:w="0" w:type="dxa"/>
-            <w:bottom w:w="0" w:type="dxa"/>
-          </w:tblCellMar>
-        </w:tblPrEx>
         <w:tc>
           <w:tcPr>
             <w:tcW w:w="2500" w:type="dxa"/>
@@ -4284,11 +4402,19 @@
             </w:tcMar>
           </w:tcPr>
           <w:p>
-            <w:r>
-              <w:rPr>
-                <w:rFonts w:ascii="Arial" w:eastAsia="Arial" w:hAnsi="Arial" w:cs="Arial"/>
-              </w:rPr>
-              <w:t>Loom ou OBS Studio</w:t>
+            <w:proofErr w:type="spellStart"/>
+            <w:r>
+              <w:rPr>
+                <w:rFonts w:ascii="Arial" w:eastAsia="Arial" w:hAnsi="Arial" w:cs="Arial"/>
+              </w:rPr>
+              <w:t>Loom</w:t>
+            </w:r>
+            <w:proofErr w:type="spellEnd"/>
+            <w:r>
+              <w:rPr>
+                <w:rFonts w:ascii="Arial" w:eastAsia="Arial" w:hAnsi="Arial" w:cs="Arial"/>
+              </w:rPr>
+              <w:t xml:space="preserve"> ou OBS Studio</w:t>
             </w:r>
           </w:p>
         </w:tc>
@@ -4340,18 +4466,12 @@
               <w:rPr>
                 <w:rFonts w:ascii="Arial" w:eastAsia="Arial" w:hAnsi="Arial" w:cs="Arial"/>
               </w:rPr>
-              <w:t>À installer</w:t>
+              <w:t>Disponible</w:t>
             </w:r>
           </w:p>
         </w:tc>
       </w:tr>
       <w:tr>
-        <w:tblPrEx>
-          <w:tblCellMar>
-            <w:top w:w="0" w:type="dxa"/>
-            <w:bottom w:w="0" w:type="dxa"/>
-          </w:tblCellMar>
-        </w:tblPrEx>
         <w:tc>
           <w:tcPr>
             <w:tcW w:w="2500" w:type="dxa"/>
@@ -4370,12 +4490,14 @@
             </w:tcMar>
           </w:tcPr>
           <w:p>
-            <w:r>
-              <w:rPr>
-                <w:rFonts w:ascii="Arial" w:eastAsia="Arial" w:hAnsi="Arial" w:cs="Arial"/>
-              </w:rPr>
-              <w:t>Claude.ai</w:t>
-            </w:r>
+            <w:proofErr w:type="spellStart"/>
+            <w:r>
+              <w:rPr>
+                <w:rFonts w:ascii="Arial" w:eastAsia="Arial" w:hAnsi="Arial" w:cs="Arial"/>
+              </w:rPr>
+              <w:t>ChatGPT</w:t>
+            </w:r>
+            <w:proofErr w:type="spellEnd"/>
           </w:p>
         </w:tc>
         <w:tc>
@@ -4467,7 +4589,25 @@
           <w:sz w:val="22"/>
           <w:szCs w:val="22"/>
         </w:rPr>
-        <w:t>Ce projet portfolio permet de démontrer l'ensemble des compétences requises par Aéroworld :</w:t>
+        <w:t xml:space="preserve">Ce projet portfolio permet de démontrer l'ensemble des compétences requises par </w:t>
+      </w:r>
+      <w:proofErr w:type="spellStart"/>
+      <w:r>
+        <w:rPr>
+          <w:rFonts w:ascii="Arial" w:eastAsia="Arial" w:hAnsi="Arial" w:cs="Arial"/>
+          <w:sz w:val="22"/>
+          <w:szCs w:val="22"/>
+        </w:rPr>
+        <w:t>Aéroworld</w:t>
+      </w:r>
+      <w:proofErr w:type="spellEnd"/>
+      <w:r>
+        <w:rPr>
+          <w:rFonts w:ascii="Arial" w:eastAsia="Arial" w:hAnsi="Arial" w:cs="Arial"/>
+          <w:sz w:val="22"/>
+          <w:szCs w:val="22"/>
+        </w:rPr>
+        <w:t xml:space="preserve"> :</w:t>
       </w:r>
     </w:p>
     <w:tbl>
@@ -4493,12 +4633,6 @@
         <w:gridCol w:w="3138"/>
       </w:tblGrid>
       <w:tr>
-        <w:tblPrEx>
-          <w:tblCellMar>
-            <w:top w:w="0" w:type="dxa"/>
-            <w:bottom w:w="0" w:type="dxa"/>
-          </w:tblCellMar>
-        </w:tblPrEx>
         <w:tc>
           <w:tcPr>
             <w:tcW w:w="3500" w:type="dxa"/>
@@ -4585,12 +4719,6 @@
         </w:tc>
       </w:tr>
       <w:tr>
-        <w:tblPrEx>
-          <w:tblCellMar>
-            <w:top w:w="0" w:type="dxa"/>
-            <w:bottom w:w="0" w:type="dxa"/>
-          </w:tblCellMar>
-        </w:tblPrEx>
         <w:tc>
           <w:tcPr>
             <w:tcW w:w="3500" w:type="dxa"/>
@@ -4671,12 +4799,6 @@
         </w:tc>
       </w:tr>
       <w:tr>
-        <w:tblPrEx>
-          <w:tblCellMar>
-            <w:top w:w="0" w:type="dxa"/>
-            <w:bottom w:w="0" w:type="dxa"/>
-          </w:tblCellMar>
-        </w:tblPrEx>
         <w:tc>
           <w:tcPr>
             <w:tcW w:w="3500" w:type="dxa"/>
@@ -4752,18 +4874,20 @@
               <w:rPr>
                 <w:rFonts w:ascii="Arial" w:eastAsia="Arial" w:hAnsi="Arial" w:cs="Arial"/>
               </w:rPr>
-              <w:t>Analyse structurée des contraintes et enjeux d'Aéroworld</w:t>
-            </w:r>
+              <w:t>Analyse structurée des contraintes et enjeux d'</w:t>
+            </w:r>
+            <w:proofErr w:type="spellStart"/>
+            <w:r>
+              <w:rPr>
+                <w:rFonts w:ascii="Arial" w:eastAsia="Arial" w:hAnsi="Arial" w:cs="Arial"/>
+              </w:rPr>
+              <w:t>Aéroworld</w:t>
+            </w:r>
+            <w:proofErr w:type="spellEnd"/>
           </w:p>
         </w:tc>
       </w:tr>
       <w:tr>
-        <w:tblPrEx>
-          <w:tblCellMar>
-            <w:top w:w="0" w:type="dxa"/>
-            <w:bottom w:w="0" w:type="dxa"/>
-          </w:tblCellMar>
-        </w:tblPrEx>
         <w:tc>
           <w:tcPr>
             <w:tcW w:w="3500" w:type="dxa"/>
@@ -4844,12 +4968,6 @@
         </w:tc>
       </w:tr>
       <w:tr>
-        <w:tblPrEx>
-          <w:tblCellMar>
-            <w:top w:w="0" w:type="dxa"/>
-            <w:bottom w:w="0" w:type="dxa"/>
-          </w:tblCellMar>
-        </w:tblPrEx>
         <w:tc>
           <w:tcPr>
             <w:tcW w:w="3500" w:type="dxa"/>
@@ -4930,12 +5048,6 @@
         </w:tc>
       </w:tr>
       <w:tr>
-        <w:tblPrEx>
-          <w:tblCellMar>
-            <w:top w:w="0" w:type="dxa"/>
-            <w:bottom w:w="0" w:type="dxa"/>
-          </w:tblCellMar>
-        </w:tblPrEx>
         <w:tc>
           <w:tcPr>
             <w:tcW w:w="3500" w:type="dxa"/>
@@ -5016,12 +5128,6 @@
         </w:tc>
       </w:tr>
       <w:tr>
-        <w:tblPrEx>
-          <w:tblCellMar>
-            <w:top w:w="0" w:type="dxa"/>
-            <w:bottom w:w="0" w:type="dxa"/>
-          </w:tblCellMar>
-        </w:tblPrEx>
         <w:tc>
           <w:tcPr>
             <w:tcW w:w="3500" w:type="dxa"/>
@@ -5102,12 +5208,6 @@
         </w:tc>
       </w:tr>
       <w:tr>
-        <w:tblPrEx>
-          <w:tblCellMar>
-            <w:top w:w="0" w:type="dxa"/>
-            <w:bottom w:w="0" w:type="dxa"/>
-          </w:tblCellMar>
-        </w:tblPrEx>
         <w:tc>
           <w:tcPr>
             <w:tcW w:w="3500" w:type="dxa"/>
@@ -5223,7 +5323,25 @@
           <w:sz w:val="22"/>
           <w:szCs w:val="22"/>
         </w:rPr>
-        <w:t>L'ensemble des livrables sera présenté lors d'un entretien oral devant l'équipe de recrutement d'Aéroworld. La présentation suivra le fil directeur du portfolio, en incarnant la posture de consultant data tout au long de l'échange.</w:t>
+        <w:t>L'ensemble des livrables sera présenté lors d'un entretien oral devant l'équipe de recrutement d'</w:t>
+      </w:r>
+      <w:proofErr w:type="spellStart"/>
+      <w:r>
+        <w:rPr>
+          <w:rFonts w:ascii="Arial" w:eastAsia="Arial" w:hAnsi="Arial" w:cs="Arial"/>
+          <w:sz w:val="22"/>
+          <w:szCs w:val="22"/>
+        </w:rPr>
+        <w:t>Aéroworld</w:t>
+      </w:r>
+      <w:proofErr w:type="spellEnd"/>
+      <w:r>
+        <w:rPr>
+          <w:rFonts w:ascii="Arial" w:eastAsia="Arial" w:hAnsi="Arial" w:cs="Arial"/>
+          <w:sz w:val="22"/>
+          <w:szCs w:val="22"/>
+        </w:rPr>
+        <w:t>. La présentation suivra le fil directeur du portfolio, en incarnant la posture de consultant data tout au long de l'échange.</w:t>
       </w:r>
     </w:p>
     <w:p>
@@ -5306,59 +5424,54 @@
     <w:p>
       <w:pPr>
         <w:jc w:val="right"/>
-      </w:pPr>
-      <w:r>
-        <w:rPr>
-          <w:rFonts w:ascii="Arial" w:eastAsia="Arial" w:hAnsi="Arial" w:cs="Arial"/>
-          <w:i/>
-          <w:iCs/>
-        </w:rPr>
-        <w:t xml:space="preserve">Document </w:t>
-      </w:r>
-      <w:r>
-        <w:rPr>
-          <w:rFonts w:ascii="Arial" w:eastAsia="Arial" w:hAnsi="Arial" w:cs="Arial"/>
-          <w:i/>
-          <w:iCs/>
-        </w:rPr>
-        <w:t>fait</w:t>
-      </w:r>
-      <w:r>
-        <w:rPr>
-          <w:rFonts w:ascii="Arial" w:eastAsia="Arial" w:hAnsi="Arial" w:cs="Arial"/>
-          <w:i/>
-          <w:iCs/>
-        </w:rPr>
-        <w:t xml:space="preserve"> le 23/02/2026</w:t>
+        <w:rPr>
+          <w:rFonts w:ascii="Arial" w:eastAsia="Arial" w:hAnsi="Arial" w:cs="Arial"/>
+          <w:b/>
+          <w:bCs/>
+        </w:rPr>
+      </w:pPr>
+      <w:proofErr w:type="spellStart"/>
+      <w:r>
+        <w:rPr>
+          <w:rFonts w:ascii="Arial" w:eastAsia="Arial" w:hAnsi="Arial" w:cs="Arial"/>
+          <w:b/>
+          <w:bCs/>
+        </w:rPr>
+        <w:t>Nzeutom</w:t>
+      </w:r>
+      <w:proofErr w:type="spellEnd"/>
+      <w:r>
+        <w:rPr>
+          <w:rFonts w:ascii="Arial" w:eastAsia="Arial" w:hAnsi="Arial" w:cs="Arial"/>
+          <w:b/>
+          <w:bCs/>
+        </w:rPr>
+        <w:t xml:space="preserve"> Lucien</w:t>
       </w:r>
     </w:p>
     <w:p>
       <w:pPr>
         <w:jc w:val="right"/>
-        <w:rPr>
-          <w:rFonts w:ascii="Arial" w:eastAsia="Arial" w:hAnsi="Arial" w:cs="Arial"/>
-          <w:b/>
-          <w:bCs/>
-        </w:rPr>
-      </w:pPr>
-      <w:r>
-        <w:rPr>
-          <w:rFonts w:ascii="Arial" w:eastAsia="Arial" w:hAnsi="Arial" w:cs="Arial"/>
-          <w:b/>
-          <w:bCs/>
-        </w:rPr>
-        <w:t>Nzeutom Lucien</w:t>
-      </w:r>
-    </w:p>
-    <w:p>
-      <w:pPr>
-        <w:jc w:val="right"/>
-      </w:pPr>
-      <w:r>
-        <w:rPr>
-          <w:rFonts w:ascii="Arial" w:eastAsia="Arial" w:hAnsi="Arial" w:cs="Arial"/>
-        </w:rPr>
-        <w:t>Data Analyst | Chef de Projet Data</w:t>
+      </w:pPr>
+      <w:r>
+        <w:rPr>
+          <w:rFonts w:ascii="Arial" w:eastAsia="Arial" w:hAnsi="Arial" w:cs="Arial"/>
+        </w:rPr>
+        <w:t xml:space="preserve">Data </w:t>
+      </w:r>
+      <w:proofErr w:type="spellStart"/>
+      <w:r>
+        <w:rPr>
+          <w:rFonts w:ascii="Arial" w:eastAsia="Arial" w:hAnsi="Arial" w:cs="Arial"/>
+        </w:rPr>
+        <w:t>Analyst</w:t>
+      </w:r>
+      <w:proofErr w:type="spellEnd"/>
+      <w:r>
+        <w:rPr>
+          <w:rFonts w:ascii="Arial" w:eastAsia="Arial" w:hAnsi="Arial" w:cs="Arial"/>
+        </w:rPr>
+        <w:t xml:space="preserve"> | Chef de Projet Data</w:t>
       </w:r>
     </w:p>
     <w:sectPr>
@@ -5410,6 +5523,7 @@
       </w:rPr>
       <w:t xml:space="preserve">Confidentiel </w:t>
     </w:r>
+    <w:proofErr w:type="spellStart"/>
     <w:r>
       <w:rPr>
         <w:rFonts w:ascii="Arial" w:eastAsia="Arial" w:hAnsi="Arial" w:cs="Arial"/>
@@ -5417,7 +5531,17 @@
         <w:sz w:val="18"/>
         <w:szCs w:val="18"/>
       </w:rPr>
-      <w:t>Nzeutom Lucien</w:t>
+      <w:t>Nzeutom</w:t>
+    </w:r>
+    <w:proofErr w:type="spellEnd"/>
+    <w:r>
+      <w:rPr>
+        <w:rFonts w:ascii="Arial" w:eastAsia="Arial" w:hAnsi="Arial" w:cs="Arial"/>
+        <w:color w:val="888888"/>
+        <w:sz w:val="18"/>
+        <w:szCs w:val="18"/>
+      </w:rPr>
+      <w:t xml:space="preserve"> Lucien</w:t>
     </w:r>
     <w:r>
       <w:rPr>
